--- a/Content/Arena/All Arenas/4-enterprise-demo-video/Original Documents/两天半搭建企业级简要演示视频.docx
+++ b/Content/Arena/All Arenas/4-enterprise-demo-video/Original Documents/两天半搭建企业级简要演示视频.docx
@@ -1212,14 +1212,14 @@
                 <w:rFonts w:eastAsia="等线" w:ascii="Arial" w:cs="Arial" w:hAnsi="Arial"/>
                 <w:sz w:val="22"/>
               </w:rPr>
-              <w:t>GLM-4.7(by 智谱) GitHub：</w:t>
-            </w:r>
-            <w:r>
-              <w:rPr>
-                <w:rFonts w:eastAsia="等线" w:ascii="Arial" w:cs="Arial" w:hAnsi="Arial"/>
-                <w:sz w:val="22"/>
-              </w:rPr>
-              <w:t>https://github.com/zai-org/GLM-4.5</w:t>
+              <w:t>Claude Opus 4.6(by Anthropic) GitHub：</w:t>
+            </w:r>
+            <w:r>
+              <w:rPr>
+                <w:rFonts w:eastAsia="等线" w:ascii="Arial" w:cs="Arial" w:hAnsi="Arial"/>
+                <w:sz w:val="22"/>
+              </w:rPr>
+              <w:t>https://www.anthropic.com/claude/opus</w:t>
             </w:r>
           </w:p>
           <w:p>
@@ -1270,7 +1270,7 @@
                 <w:rFonts w:eastAsia="等线" w:ascii="Arial" w:cs="Arial" w:hAnsi="Arial"/>
                 <w:sz w:val="22"/>
               </w:rPr>
-              <w:t xml:space="preserve">最近更新：2026-02-02 </w:t>
+              <w:t xml:space="preserve">最近更新：2026-03-10 </w:t>
             </w:r>
           </w:p>
           <w:p>
@@ -1287,7 +1287,7 @@
                 <w:rFonts w:eastAsia="等线" w:ascii="Arial" w:cs="Arial" w:hAnsi="Arial"/>
                 <w:sz w:val="22"/>
               </w:rPr>
-              <w:t>最近审阅：2026-02-02</w:t>
+              <w:t>最近审阅：2026-03-10</w:t>
             </w:r>
           </w:p>
         </w:tc>
@@ -1392,207 +1392,207 @@
 
 <file path=word/numbering.xml><?xml version="1.0" encoding="utf-8"?>
 <w:numbering xmlns:w="http://schemas.openxmlformats.org/wordprocessingml/2006/main">
-  <w:abstractNum w:abstractNumId="82410">
-    <w:lvl>
-      <w:numFmt w:val="bullet"/>
-      <w:suff w:val="tab"/>
-      <w:lvlText w:val="•"/>
-      <w:rPr>
-        <w:color w:val="3370ff"/>
-      </w:rPr>
-    </w:lvl>
-  </w:abstractNum>
-  <w:abstractNum w:abstractNumId="82411">
-    <w:lvl>
-      <w:numFmt w:val="bullet"/>
-      <w:suff w:val="tab"/>
-      <w:lvlText w:val="•"/>
-      <w:rPr>
-        <w:color w:val="3370ff"/>
-      </w:rPr>
-    </w:lvl>
-  </w:abstractNum>
-  <w:abstractNum w:abstractNumId="82412">
-    <w:lvl>
-      <w:numFmt w:val="bullet"/>
-      <w:suff w:val="tab"/>
-      <w:lvlText w:val="•"/>
-      <w:rPr>
-        <w:color w:val="3370ff"/>
-      </w:rPr>
-    </w:lvl>
-  </w:abstractNum>
-  <w:abstractNum w:abstractNumId="82413">
-    <w:lvl>
-      <w:numFmt w:val="bullet"/>
-      <w:suff w:val="tab"/>
-      <w:lvlText w:val="•"/>
-      <w:rPr>
-        <w:color w:val="3370ff"/>
-      </w:rPr>
-    </w:lvl>
-  </w:abstractNum>
-  <w:abstractNum w:abstractNumId="82414">
-    <w:lvl>
-      <w:numFmt w:val="bullet"/>
-      <w:suff w:val="tab"/>
-      <w:lvlText w:val="•"/>
-      <w:rPr>
-        <w:color w:val="3370ff"/>
-      </w:rPr>
-    </w:lvl>
-  </w:abstractNum>
-  <w:abstractNum w:abstractNumId="82415">
-    <w:lvl>
-      <w:numFmt w:val="bullet"/>
-      <w:suff w:val="tab"/>
-      <w:lvlText w:val="•"/>
-      <w:rPr>
-        <w:color w:val="3370ff"/>
-      </w:rPr>
-    </w:lvl>
-  </w:abstractNum>
-  <w:abstractNum w:abstractNumId="82416">
-    <w:lvl>
-      <w:numFmt w:val="bullet"/>
-      <w:suff w:val="tab"/>
-      <w:lvlText w:val="•"/>
-      <w:rPr>
-        <w:color w:val="3370ff"/>
-      </w:rPr>
-    </w:lvl>
-  </w:abstractNum>
-  <w:abstractNum w:abstractNumId="82417">
-    <w:lvl>
-      <w:numFmt w:val="bullet"/>
-      <w:suff w:val="tab"/>
-      <w:lvlText w:val="•"/>
-      <w:rPr>
-        <w:color w:val="3370ff"/>
-      </w:rPr>
-    </w:lvl>
-  </w:abstractNum>
-  <w:abstractNum w:abstractNumId="82418">
-    <w:lvl>
-      <w:numFmt w:val="bullet"/>
-      <w:suff w:val="tab"/>
-      <w:lvlText w:val="•"/>
-      <w:rPr>
-        <w:color w:val="3370ff"/>
-      </w:rPr>
-    </w:lvl>
-  </w:abstractNum>
-  <w:abstractNum w:abstractNumId="82419">
-    <w:lvl>
-      <w:numFmt w:val="bullet"/>
-      <w:suff w:val="tab"/>
-      <w:lvlText w:val="•"/>
-      <w:rPr>
-        <w:color w:val="3370ff"/>
-      </w:rPr>
-    </w:lvl>
-  </w:abstractNum>
-  <w:abstractNum w:abstractNumId="82420">
-    <w:lvl>
-      <w:numFmt w:val="bullet"/>
-      <w:suff w:val="tab"/>
-      <w:lvlText w:val="•"/>
-      <w:rPr>
-        <w:color w:val="3370ff"/>
-      </w:rPr>
-    </w:lvl>
-  </w:abstractNum>
-  <w:abstractNum w:abstractNumId="82421">
-    <w:lvl>
-      <w:numFmt w:val="bullet"/>
-      <w:suff w:val="tab"/>
-      <w:lvlText w:val="•"/>
-      <w:rPr>
-        <w:color w:val="3370ff"/>
-      </w:rPr>
-    </w:lvl>
-  </w:abstractNum>
-  <w:abstractNum w:abstractNumId="82422">
-    <w:lvl>
-      <w:numFmt w:val="bullet"/>
-      <w:suff w:val="tab"/>
-      <w:lvlText w:val="•"/>
-      <w:rPr>
-        <w:color w:val="3370ff"/>
-      </w:rPr>
-    </w:lvl>
-  </w:abstractNum>
-  <w:abstractNum w:abstractNumId="82423">
-    <w:lvl>
-      <w:numFmt w:val="bullet"/>
-      <w:suff w:val="tab"/>
-      <w:lvlText w:val="•"/>
-      <w:rPr>
-        <w:color w:val="3370ff"/>
-      </w:rPr>
-    </w:lvl>
-  </w:abstractNum>
-  <w:abstractNum w:abstractNumId="82424">
-    <w:lvl>
-      <w:numFmt w:val="bullet"/>
-      <w:suff w:val="tab"/>
-      <w:lvlText w:val="•"/>
-      <w:rPr>
-        <w:color w:val="3370ff"/>
-      </w:rPr>
-    </w:lvl>
-  </w:abstractNum>
-  <w:abstractNum w:abstractNumId="82425">
-    <w:lvl>
-      <w:numFmt w:val="bullet"/>
-      <w:suff w:val="tab"/>
-      <w:lvlText w:val="•"/>
-      <w:rPr>
-        <w:color w:val="3370ff"/>
-      </w:rPr>
-    </w:lvl>
-  </w:abstractNum>
-  <w:abstractNum w:abstractNumId="82426">
-    <w:lvl>
-      <w:numFmt w:val="bullet"/>
-      <w:suff w:val="tab"/>
-      <w:lvlText w:val="•"/>
-      <w:rPr>
-        <w:color w:val="3370ff"/>
-      </w:rPr>
-    </w:lvl>
-  </w:abstractNum>
-  <w:abstractNum w:abstractNumId="82427">
-    <w:lvl>
-      <w:numFmt w:val="bullet"/>
-      <w:suff w:val="tab"/>
-      <w:lvlText w:val="•"/>
-      <w:rPr>
-        <w:color w:val="3370ff"/>
-      </w:rPr>
-    </w:lvl>
-  </w:abstractNum>
-  <w:abstractNum w:abstractNumId="82428">
-    <w:lvl>
-      <w:numFmt w:val="bullet"/>
-      <w:suff w:val="tab"/>
-      <w:lvlText w:val="•"/>
-      <w:rPr>
-        <w:color w:val="3370ff"/>
-      </w:rPr>
-    </w:lvl>
-  </w:abstractNum>
-  <w:abstractNum w:abstractNumId="82429">
-    <w:lvl>
-      <w:numFmt w:val="bullet"/>
-      <w:suff w:val="tab"/>
-      <w:lvlText w:val="•"/>
-      <w:rPr>
-        <w:color w:val="3370ff"/>
-      </w:rPr>
-    </w:lvl>
-  </w:abstractNum>
-  <w:abstractNum w:abstractNumId="82430">
+  <w:abstractNum w:abstractNumId="865826">
+    <w:lvl>
+      <w:numFmt w:val="bullet"/>
+      <w:suff w:val="tab"/>
+      <w:lvlText w:val="•"/>
+      <w:rPr>
+        <w:color w:val="3370ff"/>
+      </w:rPr>
+    </w:lvl>
+  </w:abstractNum>
+  <w:abstractNum w:abstractNumId="865827">
+    <w:lvl>
+      <w:numFmt w:val="bullet"/>
+      <w:suff w:val="tab"/>
+      <w:lvlText w:val="•"/>
+      <w:rPr>
+        <w:color w:val="3370ff"/>
+      </w:rPr>
+    </w:lvl>
+  </w:abstractNum>
+  <w:abstractNum w:abstractNumId="865828">
+    <w:lvl>
+      <w:numFmt w:val="bullet"/>
+      <w:suff w:val="tab"/>
+      <w:lvlText w:val="•"/>
+      <w:rPr>
+        <w:color w:val="3370ff"/>
+      </w:rPr>
+    </w:lvl>
+  </w:abstractNum>
+  <w:abstractNum w:abstractNumId="865829">
+    <w:lvl>
+      <w:numFmt w:val="bullet"/>
+      <w:suff w:val="tab"/>
+      <w:lvlText w:val="•"/>
+      <w:rPr>
+        <w:color w:val="3370ff"/>
+      </w:rPr>
+    </w:lvl>
+  </w:abstractNum>
+  <w:abstractNum w:abstractNumId="865830">
+    <w:lvl>
+      <w:numFmt w:val="bullet"/>
+      <w:suff w:val="tab"/>
+      <w:lvlText w:val="•"/>
+      <w:rPr>
+        <w:color w:val="3370ff"/>
+      </w:rPr>
+    </w:lvl>
+  </w:abstractNum>
+  <w:abstractNum w:abstractNumId="865831">
+    <w:lvl>
+      <w:numFmt w:val="bullet"/>
+      <w:suff w:val="tab"/>
+      <w:lvlText w:val="•"/>
+      <w:rPr>
+        <w:color w:val="3370ff"/>
+      </w:rPr>
+    </w:lvl>
+  </w:abstractNum>
+  <w:abstractNum w:abstractNumId="865832">
+    <w:lvl>
+      <w:numFmt w:val="bullet"/>
+      <w:suff w:val="tab"/>
+      <w:lvlText w:val="•"/>
+      <w:rPr>
+        <w:color w:val="3370ff"/>
+      </w:rPr>
+    </w:lvl>
+  </w:abstractNum>
+  <w:abstractNum w:abstractNumId="865833">
+    <w:lvl>
+      <w:numFmt w:val="bullet"/>
+      <w:suff w:val="tab"/>
+      <w:lvlText w:val="•"/>
+      <w:rPr>
+        <w:color w:val="3370ff"/>
+      </w:rPr>
+    </w:lvl>
+  </w:abstractNum>
+  <w:abstractNum w:abstractNumId="865834">
+    <w:lvl>
+      <w:numFmt w:val="bullet"/>
+      <w:suff w:val="tab"/>
+      <w:lvlText w:val="•"/>
+      <w:rPr>
+        <w:color w:val="3370ff"/>
+      </w:rPr>
+    </w:lvl>
+  </w:abstractNum>
+  <w:abstractNum w:abstractNumId="865835">
+    <w:lvl>
+      <w:numFmt w:val="bullet"/>
+      <w:suff w:val="tab"/>
+      <w:lvlText w:val="•"/>
+      <w:rPr>
+        <w:color w:val="3370ff"/>
+      </w:rPr>
+    </w:lvl>
+  </w:abstractNum>
+  <w:abstractNum w:abstractNumId="865836">
+    <w:lvl>
+      <w:numFmt w:val="bullet"/>
+      <w:suff w:val="tab"/>
+      <w:lvlText w:val="•"/>
+      <w:rPr>
+        <w:color w:val="3370ff"/>
+      </w:rPr>
+    </w:lvl>
+  </w:abstractNum>
+  <w:abstractNum w:abstractNumId="865837">
+    <w:lvl>
+      <w:numFmt w:val="bullet"/>
+      <w:suff w:val="tab"/>
+      <w:lvlText w:val="•"/>
+      <w:rPr>
+        <w:color w:val="3370ff"/>
+      </w:rPr>
+    </w:lvl>
+  </w:abstractNum>
+  <w:abstractNum w:abstractNumId="865838">
+    <w:lvl>
+      <w:numFmt w:val="bullet"/>
+      <w:suff w:val="tab"/>
+      <w:lvlText w:val="•"/>
+      <w:rPr>
+        <w:color w:val="3370ff"/>
+      </w:rPr>
+    </w:lvl>
+  </w:abstractNum>
+  <w:abstractNum w:abstractNumId="865839">
+    <w:lvl>
+      <w:numFmt w:val="bullet"/>
+      <w:suff w:val="tab"/>
+      <w:lvlText w:val="•"/>
+      <w:rPr>
+        <w:color w:val="3370ff"/>
+      </w:rPr>
+    </w:lvl>
+  </w:abstractNum>
+  <w:abstractNum w:abstractNumId="865840">
+    <w:lvl>
+      <w:numFmt w:val="bullet"/>
+      <w:suff w:val="tab"/>
+      <w:lvlText w:val="•"/>
+      <w:rPr>
+        <w:color w:val="3370ff"/>
+      </w:rPr>
+    </w:lvl>
+  </w:abstractNum>
+  <w:abstractNum w:abstractNumId="865841">
+    <w:lvl>
+      <w:numFmt w:val="bullet"/>
+      <w:suff w:val="tab"/>
+      <w:lvlText w:val="•"/>
+      <w:rPr>
+        <w:color w:val="3370ff"/>
+      </w:rPr>
+    </w:lvl>
+  </w:abstractNum>
+  <w:abstractNum w:abstractNumId="865842">
+    <w:lvl>
+      <w:numFmt w:val="bullet"/>
+      <w:suff w:val="tab"/>
+      <w:lvlText w:val="•"/>
+      <w:rPr>
+        <w:color w:val="3370ff"/>
+      </w:rPr>
+    </w:lvl>
+  </w:abstractNum>
+  <w:abstractNum w:abstractNumId="865843">
+    <w:lvl>
+      <w:numFmt w:val="bullet"/>
+      <w:suff w:val="tab"/>
+      <w:lvlText w:val="•"/>
+      <w:rPr>
+        <w:color w:val="3370ff"/>
+      </w:rPr>
+    </w:lvl>
+  </w:abstractNum>
+  <w:abstractNum w:abstractNumId="865844">
+    <w:lvl>
+      <w:numFmt w:val="bullet"/>
+      <w:suff w:val="tab"/>
+      <w:lvlText w:val="•"/>
+      <w:rPr>
+        <w:color w:val="3370ff"/>
+      </w:rPr>
+    </w:lvl>
+  </w:abstractNum>
+  <w:abstractNum w:abstractNumId="865845">
+    <w:lvl>
+      <w:numFmt w:val="bullet"/>
+      <w:suff w:val="tab"/>
+      <w:lvlText w:val="•"/>
+      <w:rPr>
+        <w:color w:val="3370ff"/>
+      </w:rPr>
+    </w:lvl>
+  </w:abstractNum>
+  <w:abstractNum w:abstractNumId="865846">
     <w:lvl>
       <w:numFmt w:val="bullet"/>
       <w:suff w:val="tab"/>
@@ -1602,17 +1602,17 @@
       </w:rPr>
     </w:lvl>
   </w:abstractNum>
-  <w:abstractNum w:abstractNumId="82431">
-    <w:lvl>
-      <w:numFmt w:val="bullet"/>
-      <w:suff w:val="tab"/>
-      <w:lvlText w:val="•"/>
-      <w:rPr>
-        <w:color w:val="3370ff"/>
-      </w:rPr>
-    </w:lvl>
-  </w:abstractNum>
-  <w:abstractNum w:abstractNumId="82432">
+  <w:abstractNum w:abstractNumId="865847">
+    <w:lvl>
+      <w:numFmt w:val="bullet"/>
+      <w:suff w:val="tab"/>
+      <w:lvlText w:val="•"/>
+      <w:rPr>
+        <w:color w:val="3370ff"/>
+      </w:rPr>
+    </w:lvl>
+  </w:abstractNum>
+  <w:abstractNum w:abstractNumId="865848">
     <w:lvl>
       <w:numFmt w:val="bullet"/>
       <w:suff w:val="tab"/>
@@ -1622,7 +1622,7 @@
       </w:rPr>
     </w:lvl>
   </w:abstractNum>
-  <w:abstractNum w:abstractNumId="82433">
+  <w:abstractNum w:abstractNumId="865849">
     <w:lvl>
       <w:numFmt w:val="bullet"/>
       <w:suff w:val="tab"/>
@@ -1632,7 +1632,7 @@
       </w:rPr>
     </w:lvl>
   </w:abstractNum>
-  <w:abstractNum w:abstractNumId="82434">
+  <w:abstractNum w:abstractNumId="865850">
     <w:lvl>
       <w:numFmt w:val="bullet"/>
       <w:suff w:val="tab"/>
@@ -1642,17 +1642,17 @@
       </w:rPr>
     </w:lvl>
   </w:abstractNum>
-  <w:abstractNum w:abstractNumId="82435">
-    <w:lvl>
-      <w:numFmt w:val="bullet"/>
-      <w:suff w:val="tab"/>
-      <w:lvlText w:val="•"/>
-      <w:rPr>
-        <w:color w:val="3370ff"/>
-      </w:rPr>
-    </w:lvl>
-  </w:abstractNum>
-  <w:abstractNum w:abstractNumId="82436">
+  <w:abstractNum w:abstractNumId="865851">
+    <w:lvl>
+      <w:numFmt w:val="bullet"/>
+      <w:suff w:val="tab"/>
+      <w:lvlText w:val="•"/>
+      <w:rPr>
+        <w:color w:val="3370ff"/>
+      </w:rPr>
+    </w:lvl>
+  </w:abstractNum>
+  <w:abstractNum w:abstractNumId="865852">
     <w:lvl>
       <w:numFmt w:val="bullet"/>
       <w:suff w:val="tab"/>
@@ -1662,7 +1662,7 @@
       </w:rPr>
     </w:lvl>
   </w:abstractNum>
-  <w:abstractNum w:abstractNumId="82437">
+  <w:abstractNum w:abstractNumId="865853">
     <w:lvl>
       <w:numFmt w:val="bullet"/>
       <w:suff w:val="tab"/>
@@ -1672,7 +1672,7 @@
       </w:rPr>
     </w:lvl>
   </w:abstractNum>
-  <w:abstractNum w:abstractNumId="82438">
+  <w:abstractNum w:abstractNumId="865854">
     <w:lvl>
       <w:numFmt w:val="bullet"/>
       <w:suff w:val="tab"/>
@@ -1682,7 +1682,7 @@
       </w:rPr>
     </w:lvl>
   </w:abstractNum>
-  <w:abstractNum w:abstractNumId="82439">
+  <w:abstractNum w:abstractNumId="865855">
     <w:lvl>
       <w:numFmt w:val="bullet"/>
       <w:suff w:val="tab"/>
@@ -1692,7 +1692,7 @@
       </w:rPr>
     </w:lvl>
   </w:abstractNum>
-  <w:abstractNum w:abstractNumId="82440">
+  <w:abstractNum w:abstractNumId="865856">
     <w:lvl>
       <w:numFmt w:val="bullet"/>
       <w:suff w:val="tab"/>
@@ -1702,17 +1702,17 @@
       </w:rPr>
     </w:lvl>
   </w:abstractNum>
-  <w:abstractNum w:abstractNumId="82441">
-    <w:lvl>
-      <w:numFmt w:val="bullet"/>
-      <w:suff w:val="tab"/>
-      <w:lvlText w:val="•"/>
-      <w:rPr>
-        <w:color w:val="3370ff"/>
-      </w:rPr>
-    </w:lvl>
-  </w:abstractNum>
-  <w:abstractNum w:abstractNumId="82442">
+  <w:abstractNum w:abstractNumId="865857">
+    <w:lvl>
+      <w:numFmt w:val="bullet"/>
+      <w:suff w:val="tab"/>
+      <w:lvlText w:val="•"/>
+      <w:rPr>
+        <w:color w:val="3370ff"/>
+      </w:rPr>
+    </w:lvl>
+  </w:abstractNum>
+  <w:abstractNum w:abstractNumId="865858">
     <w:lvl>
       <w:numFmt w:val="bullet"/>
       <w:suff w:val="tab"/>
@@ -1722,7 +1722,7 @@
       </w:rPr>
     </w:lvl>
   </w:abstractNum>
-  <w:abstractNum w:abstractNumId="82443">
+  <w:abstractNum w:abstractNumId="865859">
     <w:lvl>
       <w:numFmt w:val="bullet"/>
       <w:suff w:val="tab"/>
@@ -1732,7 +1732,7 @@
       </w:rPr>
     </w:lvl>
   </w:abstractNum>
-  <w:abstractNum w:abstractNumId="82444">
+  <w:abstractNum w:abstractNumId="865860">
     <w:lvl>
       <w:numFmt w:val="bullet"/>
       <w:suff w:val="tab"/>
@@ -1743,109 +1743,109 @@
     </w:lvl>
   </w:abstractNum>
   <w:num w:numId="1">
-    <w:abstractNumId w:val="82410"/>
+    <w:abstractNumId w:val="865826"/>
   </w:num>
   <w:num w:numId="2">
-    <w:abstractNumId w:val="82411"/>
+    <w:abstractNumId w:val="865827"/>
   </w:num>
   <w:num w:numId="3">
-    <w:abstractNumId w:val="82412"/>
+    <w:abstractNumId w:val="865828"/>
   </w:num>
   <w:num w:numId="4">
-    <w:abstractNumId w:val="82413"/>
+    <w:abstractNumId w:val="865829"/>
   </w:num>
   <w:num w:numId="5">
-    <w:abstractNumId w:val="82414"/>
+    <w:abstractNumId w:val="865830"/>
   </w:num>
   <w:num w:numId="6">
-    <w:abstractNumId w:val="82415"/>
+    <w:abstractNumId w:val="865831"/>
   </w:num>
   <w:num w:numId="7">
-    <w:abstractNumId w:val="82416"/>
+    <w:abstractNumId w:val="865832"/>
   </w:num>
   <w:num w:numId="8">
-    <w:abstractNumId w:val="82417"/>
+    <w:abstractNumId w:val="865833"/>
   </w:num>
   <w:num w:numId="9">
-    <w:abstractNumId w:val="82418"/>
+    <w:abstractNumId w:val="865834"/>
   </w:num>
   <w:num w:numId="10">
-    <w:abstractNumId w:val="82419"/>
+    <w:abstractNumId w:val="865835"/>
   </w:num>
   <w:num w:numId="11">
-    <w:abstractNumId w:val="82420"/>
+    <w:abstractNumId w:val="865836"/>
   </w:num>
   <w:num w:numId="12">
-    <w:abstractNumId w:val="82421"/>
+    <w:abstractNumId w:val="865837"/>
   </w:num>
   <w:num w:numId="13">
-    <w:abstractNumId w:val="82422"/>
+    <w:abstractNumId w:val="865838"/>
   </w:num>
   <w:num w:numId="14">
-    <w:abstractNumId w:val="82423"/>
+    <w:abstractNumId w:val="865839"/>
   </w:num>
   <w:num w:numId="15">
-    <w:abstractNumId w:val="82424"/>
+    <w:abstractNumId w:val="865840"/>
   </w:num>
   <w:num w:numId="16">
-    <w:abstractNumId w:val="82425"/>
+    <w:abstractNumId w:val="865841"/>
   </w:num>
   <w:num w:numId="17">
-    <w:abstractNumId w:val="82426"/>
+    <w:abstractNumId w:val="865842"/>
   </w:num>
   <w:num w:numId="18">
-    <w:abstractNumId w:val="82427"/>
+    <w:abstractNumId w:val="865843"/>
   </w:num>
   <w:num w:numId="19">
-    <w:abstractNumId w:val="82428"/>
+    <w:abstractNumId w:val="865844"/>
   </w:num>
   <w:num w:numId="20">
-    <w:abstractNumId w:val="82429"/>
+    <w:abstractNumId w:val="865845"/>
   </w:num>
   <w:num w:numId="21">
-    <w:abstractNumId w:val="82430"/>
+    <w:abstractNumId w:val="865846"/>
   </w:num>
   <w:num w:numId="22">
-    <w:abstractNumId w:val="82431"/>
+    <w:abstractNumId w:val="865847"/>
   </w:num>
   <w:num w:numId="23">
-    <w:abstractNumId w:val="82432"/>
+    <w:abstractNumId w:val="865848"/>
   </w:num>
   <w:num w:numId="24">
-    <w:abstractNumId w:val="82433"/>
+    <w:abstractNumId w:val="865849"/>
   </w:num>
   <w:num w:numId="25">
-    <w:abstractNumId w:val="82434"/>
+    <w:abstractNumId w:val="865850"/>
   </w:num>
   <w:num w:numId="26">
-    <w:abstractNumId w:val="82435"/>
+    <w:abstractNumId w:val="865851"/>
   </w:num>
   <w:num w:numId="27">
-    <w:abstractNumId w:val="82436"/>
+    <w:abstractNumId w:val="865852"/>
   </w:num>
   <w:num w:numId="28">
-    <w:abstractNumId w:val="82437"/>
+    <w:abstractNumId w:val="865853"/>
   </w:num>
   <w:num w:numId="29">
-    <w:abstractNumId w:val="82438"/>
+    <w:abstractNumId w:val="865854"/>
   </w:num>
   <w:num w:numId="30">
-    <w:abstractNumId w:val="82439"/>
+    <w:abstractNumId w:val="865855"/>
   </w:num>
   <w:num w:numId="31">
-    <w:abstractNumId w:val="82440"/>
+    <w:abstractNumId w:val="865856"/>
   </w:num>
   <w:num w:numId="32">
-    <w:abstractNumId w:val="82441"/>
+    <w:abstractNumId w:val="865857"/>
   </w:num>
   <w:num w:numId="33">
-    <w:abstractNumId w:val="82442"/>
+    <w:abstractNumId w:val="865858"/>
   </w:num>
   <w:num w:numId="34">
-    <w:abstractNumId w:val="82443"/>
+    <w:abstractNumId w:val="865859"/>
   </w:num>
   <w:num w:numId="35">
-    <w:abstractNumId w:val="82444"/>
+    <w:abstractNumId w:val="865860"/>
   </w:num>
 </w:numbering>
 </file>
